--- a/Report/project-report-1-draft-transform.docx
+++ b/Report/project-report-1-draft-transform.docx
@@ -573,7 +573,7 @@
         </w:rPr>
       </w:pPr>
       <w:bookmarkStart w:id="1" w:name="_Toc19544902"/>
-      <w:bookmarkStart w:id="2" w:name="_Toc236869034"/>
+      <w:bookmarkStart w:id="2" w:name="_Toc236914924"/>
       <w:r>
         <w:rPr>
           <w:cs/>
@@ -590,7 +590,6 @@
           <w:rFonts w:ascii="TH Sarabun New" w:eastAsia="Noto Serif CJK SC" w:hAnsi="TH Sarabun New" w:cs="TH Sarabun New"/>
           <w:color w:val="000000" w:themeColor="text1"/>
           <w:kern w:val="3"/>
-          <w:sz w:val="24"/>
           <w:lang w:eastAsia="zh-CN" w:bidi="hi-IN"/>
         </w:rPr>
         <w:id w:val="1437633473"/>
@@ -602,7 +601,6 @@
       <w:sdtEndPr>
         <w:rPr>
           <w:noProof/>
-          <w:sz w:val="32"/>
         </w:rPr>
       </w:sdtEndPr>
       <w:sdtContent>
@@ -613,12 +611,6 @@
               <w:rFonts w:ascii="TH Sarabun New" w:hAnsi="TH Sarabun New" w:cs="TH Sarabun New"/>
             </w:rPr>
           </w:pPr>
-          <w:r>
-            <w:rPr>
-              <w:rFonts w:ascii="TH Sarabun New" w:hAnsi="TH Sarabun New" w:cs="TH Sarabun New"/>
-            </w:rPr>
-            <w:t>Contents</w:t>
-          </w:r>
         </w:p>
         <w:p>
           <w:pPr>
@@ -657,7 +649,7 @@
             </w:rPr>
             <w:fldChar w:fldCharType="separate"/>
           </w:r>
-          <w:hyperlink w:anchor="_Toc236869034" w:history="1">
+          <w:hyperlink w:anchor="_Toc236914924" w:history="1">
             <w:r>
               <w:rPr>
                 <w:rStyle w:val="Hyperlink"/>
@@ -693,7 +685,7 @@
                 <w:webHidden/>
                 <w:sz w:val="32"/>
               </w:rPr>
-              <w:instrText xml:space="preserve"> PAGEREF _Toc236869034 \h </w:instrText>
+              <w:instrText xml:space="preserve"> PAGEREF _Toc236914924 \h </w:instrText>
             </w:r>
             <w:r>
               <w:rPr>
@@ -750,7 +742,7 @@
               <w14:ligatures w14:val="standardContextual"/>
             </w:rPr>
           </w:pPr>
-          <w:hyperlink w:anchor="_Toc236869035" w:history="1">
+          <w:hyperlink w:anchor="_Toc236914925" w:history="1">
             <w:r>
               <w:rPr>
                 <w:rStyle w:val="Hyperlink"/>
@@ -786,7 +778,7 @@
                 <w:webHidden/>
                 <w:sz w:val="32"/>
               </w:rPr>
-              <w:instrText xml:space="preserve"> PAGEREF _Toc236869035 \h </w:instrText>
+              <w:instrText xml:space="preserve"> PAGEREF _Toc236914925 \h </w:instrText>
             </w:r>
             <w:r>
               <w:rPr>
@@ -843,7 +835,7 @@
               <w14:ligatures w14:val="standardContextual"/>
             </w:rPr>
           </w:pPr>
-          <w:hyperlink w:anchor="_Toc236869036" w:history="1">
+          <w:hyperlink w:anchor="_Toc236914926" w:history="1">
             <w:r>
               <w:rPr>
                 <w:rStyle w:val="Hyperlink"/>
@@ -898,7 +890,7 @@
                 <w:webHidden/>
                 <w:sz w:val="32"/>
               </w:rPr>
-              <w:instrText xml:space="preserve"> PAGEREF _Toc236869036 \h </w:instrText>
+              <w:instrText xml:space="preserve"> PAGEREF _Toc236914926 \h </w:instrText>
             </w:r>
             <w:r>
               <w:rPr>
@@ -956,11 +948,13 @@
               <w14:ligatures w14:val="standardContextual"/>
             </w:rPr>
           </w:pPr>
-          <w:hyperlink w:anchor="_Toc236869037" w:history="1">
+          <w:hyperlink w:anchor="_Toc236914927" w:history="1">
             <w:r>
               <w:rPr>
                 <w:rStyle w:val="Hyperlink"/>
                 <w:rFonts w:ascii="TH Sarabun New" w:hAnsi="TH Sarabun New" w:cs="TH Sarabun New"/>
+                <w:b/>
+                <w:bCs/>
                 <w:noProof/>
                 <w:sz w:val="32"/>
               </w:rPr>
@@ -982,6 +976,8 @@
               <w:rPr>
                 <w:rStyle w:val="Hyperlink"/>
                 <w:rFonts w:ascii="TH Sarabun New" w:hAnsi="TH Sarabun New" w:cs="TH Sarabun New"/>
+                <w:b/>
+                <w:bCs/>
                 <w:noProof/>
                 <w:sz w:val="32"/>
                 <w:cs/>
@@ -1013,7 +1009,7 @@
                 <w:webHidden/>
                 <w:sz w:val="32"/>
               </w:rPr>
-              <w:instrText xml:space="preserve"> PAGEREF _Toc236869037 \h </w:instrText>
+              <w:instrText xml:space="preserve"> PAGEREF _Toc236914927 \h </w:instrText>
             </w:r>
             <w:r>
               <w:rPr>
@@ -1071,11 +1067,13 @@
               <w14:ligatures w14:val="standardContextual"/>
             </w:rPr>
           </w:pPr>
-          <w:hyperlink w:anchor="_Toc236869038" w:history="1">
+          <w:hyperlink w:anchor="_Toc236914928" w:history="1">
             <w:r>
               <w:rPr>
                 <w:rStyle w:val="Hyperlink"/>
                 <w:rFonts w:ascii="TH Sarabun New" w:hAnsi="TH Sarabun New" w:cs="TH Sarabun New"/>
+                <w:b/>
+                <w:bCs/>
                 <w:noProof/>
                 <w:sz w:val="32"/>
               </w:rPr>
@@ -1097,6 +1095,8 @@
               <w:rPr>
                 <w:rStyle w:val="Hyperlink"/>
                 <w:rFonts w:ascii="TH Sarabun New" w:hAnsi="TH Sarabun New" w:cs="TH Sarabun New"/>
+                <w:b/>
+                <w:bCs/>
                 <w:noProof/>
                 <w:sz w:val="32"/>
                 <w:cs/>
@@ -1128,7 +1128,7 @@
                 <w:webHidden/>
                 <w:sz w:val="32"/>
               </w:rPr>
-              <w:instrText xml:space="preserve"> PAGEREF _Toc236869038 \h </w:instrText>
+              <w:instrText xml:space="preserve"> PAGEREF _Toc236914928 \h </w:instrText>
             </w:r>
             <w:r>
               <w:rPr>
@@ -1186,11 +1186,13 @@
               <w14:ligatures w14:val="standardContextual"/>
             </w:rPr>
           </w:pPr>
-          <w:hyperlink w:anchor="_Toc236869039" w:history="1">
+          <w:hyperlink w:anchor="_Toc236914929" w:history="1">
             <w:r>
               <w:rPr>
                 <w:rStyle w:val="Hyperlink"/>
                 <w:rFonts w:ascii="TH Sarabun New" w:hAnsi="TH Sarabun New" w:cs="TH Sarabun New"/>
+                <w:b/>
+                <w:bCs/>
                 <w:noProof/>
                 <w:sz w:val="32"/>
               </w:rPr>
@@ -1212,6 +1214,8 @@
               <w:rPr>
                 <w:rStyle w:val="Hyperlink"/>
                 <w:rFonts w:ascii="TH Sarabun New" w:hAnsi="TH Sarabun New" w:cs="TH Sarabun New"/>
+                <w:b/>
+                <w:bCs/>
                 <w:noProof/>
                 <w:sz w:val="32"/>
                 <w:cs/>
@@ -1243,7 +1247,7 @@
                 <w:webHidden/>
                 <w:sz w:val="32"/>
               </w:rPr>
-              <w:instrText xml:space="preserve"> PAGEREF _Toc236869039 \h </w:instrText>
+              <w:instrText xml:space="preserve"> PAGEREF _Toc236914929 \h </w:instrText>
             </w:r>
             <w:r>
               <w:rPr>
@@ -1301,11 +1305,13 @@
               <w14:ligatures w14:val="standardContextual"/>
             </w:rPr>
           </w:pPr>
-          <w:hyperlink w:anchor="_Toc236869040" w:history="1">
+          <w:hyperlink w:anchor="_Toc236914930" w:history="1">
             <w:r>
               <w:rPr>
                 <w:rStyle w:val="Hyperlink"/>
                 <w:rFonts w:ascii="TH Sarabun New" w:hAnsi="TH Sarabun New" w:cs="TH Sarabun New"/>
+                <w:b/>
+                <w:bCs/>
                 <w:noProof/>
                 <w:sz w:val="32"/>
               </w:rPr>
@@ -1327,6 +1333,8 @@
               <w:rPr>
                 <w:rStyle w:val="Hyperlink"/>
                 <w:rFonts w:ascii="TH Sarabun New" w:hAnsi="TH Sarabun New" w:cs="TH Sarabun New"/>
+                <w:b/>
+                <w:bCs/>
                 <w:noProof/>
                 <w:sz w:val="32"/>
                 <w:cs/>
@@ -1358,7 +1366,7 @@
                 <w:webHidden/>
                 <w:sz w:val="32"/>
               </w:rPr>
-              <w:instrText xml:space="preserve"> PAGEREF _Toc236869040 \h </w:instrText>
+              <w:instrText xml:space="preserve"> PAGEREF _Toc236914930 \h </w:instrText>
             </w:r>
             <w:r>
               <w:rPr>
@@ -1415,7 +1423,7 @@
               <w14:ligatures w14:val="standardContextual"/>
             </w:rPr>
           </w:pPr>
-          <w:hyperlink w:anchor="_Toc236869041" w:history="1">
+          <w:hyperlink w:anchor="_Toc236914931" w:history="1">
             <w:r>
               <w:rPr>
                 <w:rStyle w:val="Hyperlink"/>
@@ -1470,7 +1478,7 @@
                 <w:webHidden/>
                 <w:sz w:val="32"/>
               </w:rPr>
-              <w:instrText xml:space="preserve"> PAGEREF _Toc236869041 \h </w:instrText>
+              <w:instrText xml:space="preserve"> PAGEREF _Toc236914931 \h </w:instrText>
             </w:r>
             <w:r>
               <w:rPr>
@@ -1527,7 +1535,7 @@
               <w14:ligatures w14:val="standardContextual"/>
             </w:rPr>
           </w:pPr>
-          <w:hyperlink w:anchor="_Toc236869042" w:history="1">
+          <w:hyperlink w:anchor="_Toc236914932" w:history="1">
             <w:r>
               <w:rPr>
                 <w:rStyle w:val="Hyperlink"/>
@@ -1562,7 +1570,7 @@
                 <w:webHidden/>
                 <w:sz w:val="32"/>
               </w:rPr>
-              <w:instrText xml:space="preserve"> PAGEREF _Toc236869042 \h </w:instrText>
+              <w:instrText xml:space="preserve"> PAGEREF _Toc236914932 \h </w:instrText>
             </w:r>
             <w:r>
               <w:rPr>
@@ -1619,7 +1627,7 @@
               <w14:ligatures w14:val="standardContextual"/>
             </w:rPr>
           </w:pPr>
-          <w:hyperlink w:anchor="_Toc236869043" w:history="1">
+          <w:hyperlink w:anchor="_Toc236914933" w:history="1">
             <w:r>
               <w:rPr>
                 <w:rStyle w:val="Hyperlink"/>
@@ -1654,7 +1662,7 @@
                 <w:webHidden/>
                 <w:sz w:val="32"/>
               </w:rPr>
-              <w:instrText xml:space="preserve"> PAGEREF _Toc236869043 \h </w:instrText>
+              <w:instrText xml:space="preserve"> PAGEREF _Toc236914933 \h </w:instrText>
             </w:r>
             <w:r>
               <w:rPr>
@@ -1711,7 +1719,7 @@
               <w14:ligatures w14:val="standardContextual"/>
             </w:rPr>
           </w:pPr>
-          <w:hyperlink w:anchor="_Toc236869044" w:history="1">
+          <w:hyperlink w:anchor="_Toc236914934" w:history="1">
             <w:r>
               <w:rPr>
                 <w:rStyle w:val="Hyperlink"/>
@@ -1746,7 +1754,7 @@
                 <w:webHidden/>
                 <w:sz w:val="32"/>
               </w:rPr>
-              <w:instrText xml:space="preserve"> PAGEREF _Toc236869044 \h </w:instrText>
+              <w:instrText xml:space="preserve"> PAGEREF _Toc236914934 \h </w:instrText>
             </w:r>
             <w:r>
               <w:rPr>
@@ -1803,7 +1811,7 @@
               <w14:ligatures w14:val="standardContextual"/>
             </w:rPr>
           </w:pPr>
-          <w:hyperlink w:anchor="_Toc236869045" w:history="1">
+          <w:hyperlink w:anchor="_Toc236914935" w:history="1">
             <w:r>
               <w:rPr>
                 <w:rStyle w:val="Hyperlink"/>
@@ -1838,7 +1846,7 @@
                 <w:webHidden/>
                 <w:sz w:val="32"/>
               </w:rPr>
-              <w:instrText xml:space="preserve"> PAGEREF _Toc236869045 \h </w:instrText>
+              <w:instrText xml:space="preserve"> PAGEREF _Toc236914935 \h </w:instrText>
             </w:r>
             <w:r>
               <w:rPr>
@@ -1895,7 +1903,7 @@
               <w14:ligatures w14:val="standardContextual"/>
             </w:rPr>
           </w:pPr>
-          <w:hyperlink w:anchor="_Toc236869046" w:history="1">
+          <w:hyperlink w:anchor="_Toc236914936" w:history="1">
             <w:r>
               <w:rPr>
                 <w:rStyle w:val="Hyperlink"/>
@@ -1949,7 +1957,7 @@
                 <w:webHidden/>
                 <w:sz w:val="32"/>
               </w:rPr>
-              <w:instrText xml:space="preserve"> PAGEREF _Toc236869046 \h </w:instrText>
+              <w:instrText xml:space="preserve"> PAGEREF _Toc236914936 \h </w:instrText>
             </w:r>
             <w:r>
               <w:rPr>
@@ -2006,7 +2014,7 @@
               <w14:ligatures w14:val="standardContextual"/>
             </w:rPr>
           </w:pPr>
-          <w:hyperlink w:anchor="_Toc236869047" w:history="1">
+          <w:hyperlink w:anchor="_Toc236914937" w:history="1">
             <w:r>
               <w:rPr>
                 <w:rStyle w:val="Hyperlink"/>
@@ -2060,7 +2068,7 @@
                 <w:webHidden/>
                 <w:sz w:val="32"/>
               </w:rPr>
-              <w:instrText xml:space="preserve"> PAGEREF _Toc236869047 \h </w:instrText>
+              <w:instrText xml:space="preserve"> PAGEREF _Toc236914937 \h </w:instrText>
             </w:r>
             <w:r>
               <w:rPr>
@@ -2117,7 +2125,7 @@
               <w14:ligatures w14:val="standardContextual"/>
             </w:rPr>
           </w:pPr>
-          <w:hyperlink w:anchor="_Toc236869048" w:history="1">
+          <w:hyperlink w:anchor="_Toc236914938" w:history="1">
             <w:r>
               <w:rPr>
                 <w:rStyle w:val="Hyperlink"/>
@@ -2171,7 +2179,7 @@
                 <w:webHidden/>
                 <w:sz w:val="32"/>
               </w:rPr>
-              <w:instrText xml:space="preserve"> PAGEREF _Toc236869048 \h </w:instrText>
+              <w:instrText xml:space="preserve"> PAGEREF _Toc236914938 \h </w:instrText>
             </w:r>
             <w:r>
               <w:rPr>
@@ -2228,7 +2236,7 @@
               <w14:ligatures w14:val="standardContextual"/>
             </w:rPr>
           </w:pPr>
-          <w:hyperlink w:anchor="_Toc236869049" w:history="1">
+          <w:hyperlink w:anchor="_Toc236914939" w:history="1">
             <w:r>
               <w:rPr>
                 <w:rStyle w:val="Hyperlink"/>
@@ -2263,7 +2271,7 @@
                 <w:webHidden/>
                 <w:sz w:val="32"/>
               </w:rPr>
-              <w:instrText xml:space="preserve"> PAGEREF _Toc236869049 \h </w:instrText>
+              <w:instrText xml:space="preserve"> PAGEREF _Toc236914939 \h </w:instrText>
             </w:r>
             <w:r>
               <w:rPr>
@@ -2320,7 +2328,7 @@
               <w14:ligatures w14:val="standardContextual"/>
             </w:rPr>
           </w:pPr>
-          <w:hyperlink w:anchor="_Toc236869050" w:history="1">
+          <w:hyperlink w:anchor="_Toc236914940" w:history="1">
             <w:r>
               <w:rPr>
                 <w:rStyle w:val="Hyperlink"/>
@@ -2365,7 +2373,7 @@
                 <w:webHidden/>
                 <w:sz w:val="32"/>
               </w:rPr>
-              <w:instrText xml:space="preserve"> PAGEREF _Toc236869050 \h </w:instrText>
+              <w:instrText xml:space="preserve"> PAGEREF _Toc236914940 \h </w:instrText>
             </w:r>
             <w:r>
               <w:rPr>
@@ -2422,7 +2430,7 @@
               <w14:ligatures w14:val="standardContextual"/>
             </w:rPr>
           </w:pPr>
-          <w:hyperlink w:anchor="_Toc236869051" w:history="1">
+          <w:hyperlink w:anchor="_Toc236914941" w:history="1">
             <w:r>
               <w:rPr>
                 <w:rStyle w:val="Hyperlink"/>
@@ -2467,7 +2475,7 @@
                 <w:webHidden/>
                 <w:sz w:val="32"/>
               </w:rPr>
-              <w:instrText xml:space="preserve"> PAGEREF _Toc236869051 \h </w:instrText>
+              <w:instrText xml:space="preserve"> PAGEREF _Toc236914941 \h </w:instrText>
             </w:r>
             <w:r>
               <w:rPr>
@@ -2524,7 +2532,7 @@
               <w14:ligatures w14:val="standardContextual"/>
             </w:rPr>
           </w:pPr>
-          <w:hyperlink w:anchor="_Toc236869052" w:history="1">
+          <w:hyperlink w:anchor="_Toc236914942" w:history="1">
             <w:r>
               <w:rPr>
                 <w:rStyle w:val="Hyperlink"/>
@@ -2588,7 +2596,7 @@
                 <w:webHidden/>
                 <w:sz w:val="32"/>
               </w:rPr>
-              <w:instrText xml:space="preserve"> PAGEREF _Toc236869052 \h </w:instrText>
+              <w:instrText xml:space="preserve"> PAGEREF _Toc236914942 \h </w:instrText>
             </w:r>
             <w:r>
               <w:rPr>
@@ -2645,7 +2653,7 @@
               <w14:ligatures w14:val="standardContextual"/>
             </w:rPr>
           </w:pPr>
-          <w:hyperlink w:anchor="_Toc236869053" w:history="1">
+          <w:hyperlink w:anchor="_Toc236914943" w:history="1">
             <w:r>
               <w:rPr>
                 <w:rStyle w:val="Hyperlink"/>
@@ -2690,7 +2698,7 @@
                 <w:webHidden/>
                 <w:sz w:val="32"/>
               </w:rPr>
-              <w:instrText xml:space="preserve"> PAGEREF _Toc236869053 \h </w:instrText>
+              <w:instrText xml:space="preserve"> PAGEREF _Toc236914943 \h </w:instrText>
             </w:r>
             <w:r>
               <w:rPr>
@@ -2747,7 +2755,7 @@
               <w14:ligatures w14:val="standardContextual"/>
             </w:rPr>
           </w:pPr>
-          <w:hyperlink w:anchor="_Toc236869054" w:history="1">
+          <w:hyperlink w:anchor="_Toc236914944" w:history="1">
             <w:r>
               <w:rPr>
                 <w:rStyle w:val="Hyperlink"/>
@@ -2782,7 +2790,7 @@
                 <w:webHidden/>
                 <w:sz w:val="32"/>
               </w:rPr>
-              <w:instrText xml:space="preserve"> PAGEREF _Toc236869054 \h </w:instrText>
+              <w:instrText xml:space="preserve"> PAGEREF _Toc236914944 \h </w:instrText>
             </w:r>
             <w:r>
               <w:rPr>
@@ -2839,11 +2847,12 @@
               <w14:ligatures w14:val="standardContextual"/>
             </w:rPr>
           </w:pPr>
-          <w:hyperlink w:anchor="_Toc236869055" w:history="1">
+          <w:hyperlink w:anchor="_Toc236914945" w:history="1">
             <w:r>
               <w:rPr>
                 <w:rStyle w:val="Hyperlink"/>
                 <w:rFonts w:ascii="TH Sarabun New" w:hAnsi="TH Sarabun New" w:cs="TH Sarabun New"/>
+                <w:b/>
                 <w:noProof/>
                 <w:sz w:val="32"/>
                 <w:cs/>
@@ -2854,6 +2863,7 @@
               <w:rPr>
                 <w:rStyle w:val="Hyperlink"/>
                 <w:rFonts w:ascii="TH Sarabun New" w:hAnsi="TH Sarabun New" w:cs="TH Sarabun New"/>
+                <w:b/>
                 <w:noProof/>
                 <w:sz w:val="32"/>
               </w:rPr>
@@ -2863,6 +2873,7 @@
               <w:rPr>
                 <w:rStyle w:val="Hyperlink"/>
                 <w:rFonts w:ascii="TH Sarabun New" w:hAnsi="TH Sarabun New" w:cs="TH Sarabun New"/>
+                <w:b/>
                 <w:noProof/>
                 <w:sz w:val="32"/>
                 <w:cs/>
@@ -2894,7 +2905,7 @@
                 <w:webHidden/>
                 <w:sz w:val="32"/>
               </w:rPr>
-              <w:instrText xml:space="preserve"> PAGEREF _Toc236869055 \h </w:instrText>
+              <w:instrText xml:space="preserve"> PAGEREF _Toc236914945 \h </w:instrText>
             </w:r>
             <w:r>
               <w:rPr>
@@ -2951,7 +2962,7 @@
               <w14:ligatures w14:val="standardContextual"/>
             </w:rPr>
           </w:pPr>
-          <w:hyperlink w:anchor="_Toc236869056" w:history="1">
+          <w:hyperlink w:anchor="_Toc236914946" w:history="1">
             <w:r>
               <w:rPr>
                 <w:rStyle w:val="Hyperlink"/>
@@ -2996,7 +3007,7 @@
                 <w:webHidden/>
                 <w:sz w:val="32"/>
               </w:rPr>
-              <w:instrText xml:space="preserve"> PAGEREF _Toc236869056 \h </w:instrText>
+              <w:instrText xml:space="preserve"> PAGEREF _Toc236914946 \h </w:instrText>
             </w:r>
             <w:r>
               <w:rPr>
@@ -3053,7 +3064,7 @@
               <w14:ligatures w14:val="standardContextual"/>
             </w:rPr>
           </w:pPr>
-          <w:hyperlink w:anchor="_Toc236869057" w:history="1">
+          <w:hyperlink w:anchor="_Toc236914947" w:history="1">
             <w:r>
               <w:rPr>
                 <w:rStyle w:val="Hyperlink"/>
@@ -3098,7 +3109,7 @@
                 <w:webHidden/>
                 <w:sz w:val="32"/>
               </w:rPr>
-              <w:instrText xml:space="preserve"> PAGEREF _Toc236869057 \h </w:instrText>
+              <w:instrText xml:space="preserve"> PAGEREF _Toc236914947 \h </w:instrText>
             </w:r>
             <w:r>
               <w:rPr>
@@ -3155,7 +3166,7 @@
               <w14:ligatures w14:val="standardContextual"/>
             </w:rPr>
           </w:pPr>
-          <w:hyperlink w:anchor="_Toc236869058" w:history="1">
+          <w:hyperlink w:anchor="_Toc236914948" w:history="1">
             <w:r>
               <w:rPr>
                 <w:rStyle w:val="Hyperlink"/>
@@ -3200,7 +3211,7 @@
                 <w:webHidden/>
                 <w:sz w:val="32"/>
               </w:rPr>
-              <w:instrText xml:space="preserve"> PAGEREF _Toc236869058 \h </w:instrText>
+              <w:instrText xml:space="preserve"> PAGEREF _Toc236914948 \h </w:instrText>
             </w:r>
             <w:r>
               <w:rPr>
@@ -3257,7 +3268,7 @@
               <w14:ligatures w14:val="standardContextual"/>
             </w:rPr>
           </w:pPr>
-          <w:hyperlink w:anchor="_Toc236869059" w:history="1">
+          <w:hyperlink w:anchor="_Toc236914949" w:history="1">
             <w:r>
               <w:rPr>
                 <w:rStyle w:val="Hyperlink"/>
@@ -3302,7 +3313,7 @@
                 <w:webHidden/>
                 <w:sz w:val="32"/>
               </w:rPr>
-              <w:instrText xml:space="preserve"> PAGEREF _Toc236869059 \h </w:instrText>
+              <w:instrText xml:space="preserve"> PAGEREF _Toc236914949 \h </w:instrText>
             </w:r>
             <w:r>
               <w:rPr>
@@ -3359,7 +3370,7 @@
               <w14:ligatures w14:val="standardContextual"/>
             </w:rPr>
           </w:pPr>
-          <w:hyperlink w:anchor="_Toc236869060" w:history="1">
+          <w:hyperlink w:anchor="_Toc236914950" w:history="1">
             <w:r>
               <w:rPr>
                 <w:rStyle w:val="Hyperlink"/>
@@ -3423,7 +3434,7 @@
                 <w:webHidden/>
                 <w:sz w:val="32"/>
               </w:rPr>
-              <w:instrText xml:space="preserve"> PAGEREF _Toc236869060 \h </w:instrText>
+              <w:instrText xml:space="preserve"> PAGEREF _Toc236914950 \h </w:instrText>
             </w:r>
             <w:r>
               <w:rPr>
@@ -3480,7 +3491,7 @@
               <w14:ligatures w14:val="standardContextual"/>
             </w:rPr>
           </w:pPr>
-          <w:hyperlink w:anchor="_Toc236869061" w:history="1">
+          <w:hyperlink w:anchor="_Toc236914951" w:history="1">
             <w:r>
               <w:rPr>
                 <w:rStyle w:val="Hyperlink"/>
@@ -3515,7 +3526,7 @@
                 <w:webHidden/>
                 <w:sz w:val="32"/>
               </w:rPr>
-              <w:instrText xml:space="preserve"> PAGEREF _Toc236869061 \h </w:instrText>
+              <w:instrText xml:space="preserve"> PAGEREF _Toc236914951 \h </w:instrText>
             </w:r>
             <w:r>
               <w:rPr>
@@ -3572,7 +3583,7 @@
               <w14:ligatures w14:val="standardContextual"/>
             </w:rPr>
           </w:pPr>
-          <w:hyperlink w:anchor="_Toc236869062" w:history="1">
+          <w:hyperlink w:anchor="_Toc236914952" w:history="1">
             <w:r>
               <w:rPr>
                 <w:rStyle w:val="Hyperlink"/>
@@ -3607,7 +3618,7 @@
                 <w:webHidden/>
                 <w:sz w:val="32"/>
               </w:rPr>
-              <w:instrText xml:space="preserve"> PAGEREF _Toc236869062 \h </w:instrText>
+              <w:instrText xml:space="preserve"> PAGEREF _Toc236914952 \h </w:instrText>
             </w:r>
             <w:r>
               <w:rPr>
@@ -3664,11 +3675,12 @@
               <w14:ligatures w14:val="standardContextual"/>
             </w:rPr>
           </w:pPr>
-          <w:hyperlink w:anchor="_Toc236869063" w:history="1">
+          <w:hyperlink w:anchor="_Toc236914953" w:history="1">
             <w:r>
               <w:rPr>
                 <w:rStyle w:val="Hyperlink"/>
                 <w:rFonts w:ascii="TH Sarabun New" w:hAnsi="TH Sarabun New" w:cs="TH Sarabun New"/>
+                <w:b/>
                 <w:noProof/>
                 <w:sz w:val="32"/>
                 <w:cs/>
@@ -3679,6 +3691,7 @@
               <w:rPr>
                 <w:rStyle w:val="Hyperlink"/>
                 <w:rFonts w:ascii="TH Sarabun New" w:hAnsi="TH Sarabun New" w:cs="TH Sarabun New"/>
+                <w:b/>
                 <w:noProof/>
                 <w:sz w:val="32"/>
               </w:rPr>
@@ -3688,6 +3701,7 @@
               <w:rPr>
                 <w:rStyle w:val="Hyperlink"/>
                 <w:rFonts w:ascii="TH Sarabun New" w:hAnsi="TH Sarabun New" w:cs="TH Sarabun New"/>
+                <w:b/>
                 <w:noProof/>
                 <w:sz w:val="32"/>
                 <w:cs/>
@@ -3719,7 +3733,7 @@
                 <w:webHidden/>
                 <w:sz w:val="32"/>
               </w:rPr>
-              <w:instrText xml:space="preserve"> PAGEREF _Toc236869063 \h </w:instrText>
+              <w:instrText xml:space="preserve"> PAGEREF _Toc236914953 \h </w:instrText>
             </w:r>
             <w:r>
               <w:rPr>
@@ -3777,11 +3791,12 @@
               <w14:ligatures w14:val="standardContextual"/>
             </w:rPr>
           </w:pPr>
-          <w:hyperlink w:anchor="_Toc236869064" w:history="1">
+          <w:hyperlink w:anchor="_Toc236914954" w:history="1">
             <w:r>
               <w:rPr>
                 <w:rStyle w:val="Hyperlink"/>
                 <w:rFonts w:ascii="TH Sarabun New" w:hAnsi="TH Sarabun New" w:cs="TH Sarabun New"/>
+                <w:bCs/>
                 <w:noProof/>
                 <w:sz w:val="32"/>
               </w:rPr>
@@ -3862,7 +3877,7 @@
                 <w:webHidden/>
                 <w:sz w:val="32"/>
               </w:rPr>
-              <w:instrText xml:space="preserve"> PAGEREF _Toc236869064 \h </w:instrText>
+              <w:instrText xml:space="preserve"> PAGEREF _Toc236914954 \h </w:instrText>
             </w:r>
             <w:r>
               <w:rPr>
@@ -3920,11 +3935,13 @@
               <w14:ligatures w14:val="standardContextual"/>
             </w:rPr>
           </w:pPr>
-          <w:hyperlink w:anchor="_Toc236869065" w:history="1">
+          <w:hyperlink w:anchor="_Toc236914955" w:history="1">
             <w:r>
               <w:rPr>
                 <w:rStyle w:val="Hyperlink"/>
                 <w:rFonts w:ascii="TH Sarabun New" w:hAnsi="TH Sarabun New" w:cs="TH Sarabun New"/>
+                <w:b/>
+                <w:bCs/>
                 <w:noProof/>
                 <w:sz w:val="32"/>
               </w:rPr>
@@ -4005,7 +4022,7 @@
                 <w:webHidden/>
                 <w:sz w:val="32"/>
               </w:rPr>
-              <w:instrText xml:space="preserve"> PAGEREF _Toc236869065 \h </w:instrText>
+              <w:instrText xml:space="preserve"> PAGEREF _Toc236914955 \h </w:instrText>
             </w:r>
             <w:r>
               <w:rPr>
@@ -4063,7 +4080,7 @@
               <w14:ligatures w14:val="standardContextual"/>
             </w:rPr>
           </w:pPr>
-          <w:hyperlink w:anchor="_Toc236869066" w:history="1">
+          <w:hyperlink w:anchor="_Toc236914956" w:history="1">
             <w:r>
               <w:rPr>
                 <w:rStyle w:val="Hyperlink"/>
@@ -4148,7 +4165,7 @@
                 <w:webHidden/>
                 <w:sz w:val="32"/>
               </w:rPr>
-              <w:instrText xml:space="preserve"> PAGEREF _Toc236869066 \h </w:instrText>
+              <w:instrText xml:space="preserve"> PAGEREF _Toc236914956 \h </w:instrText>
             </w:r>
             <w:r>
               <w:rPr>
@@ -4206,7 +4223,7 @@
               <w14:ligatures w14:val="standardContextual"/>
             </w:rPr>
           </w:pPr>
-          <w:hyperlink w:anchor="_Toc236869067" w:history="1">
+          <w:hyperlink w:anchor="_Toc236914957" w:history="1">
             <w:r>
               <w:rPr>
                 <w:rStyle w:val="Hyperlink"/>
@@ -4282,7 +4299,7 @@
                 <w:webHidden/>
                 <w:sz w:val="32"/>
               </w:rPr>
-              <w:instrText xml:space="preserve"> PAGEREF _Toc236869067 \h </w:instrText>
+              <w:instrText xml:space="preserve"> PAGEREF _Toc236914957 \h </w:instrText>
             </w:r>
             <w:r>
               <w:rPr>
@@ -4339,11 +4356,12 @@
               <w14:ligatures w14:val="standardContextual"/>
             </w:rPr>
           </w:pPr>
-          <w:hyperlink w:anchor="_Toc236869068" w:history="1">
+          <w:hyperlink w:anchor="_Toc236914958" w:history="1">
             <w:r>
               <w:rPr>
                 <w:rStyle w:val="Hyperlink"/>
                 <w:rFonts w:ascii="TH Sarabun New" w:hAnsi="TH Sarabun New" w:cs="TH Sarabun New"/>
+                <w:b/>
                 <w:noProof/>
                 <w:sz w:val="32"/>
                 <w:cs/>
@@ -4354,6 +4372,7 @@
               <w:rPr>
                 <w:rStyle w:val="Hyperlink"/>
                 <w:rFonts w:ascii="TH Sarabun New" w:hAnsi="TH Sarabun New" w:cs="TH Sarabun New"/>
+                <w:b/>
                 <w:noProof/>
                 <w:sz w:val="32"/>
               </w:rPr>
@@ -4363,6 +4382,7 @@
               <w:rPr>
                 <w:rStyle w:val="Hyperlink"/>
                 <w:rFonts w:ascii="TH Sarabun New" w:hAnsi="TH Sarabun New" w:cs="TH Sarabun New"/>
+                <w:b/>
                 <w:noProof/>
                 <w:sz w:val="32"/>
                 <w:cs/>
@@ -4394,7 +4414,7 @@
                 <w:webHidden/>
                 <w:sz w:val="32"/>
               </w:rPr>
-              <w:instrText xml:space="preserve"> PAGEREF _Toc236869068 \h </w:instrText>
+              <w:instrText xml:space="preserve"> PAGEREF _Toc236914958 \h </w:instrText>
             </w:r>
             <w:r>
               <w:rPr>
@@ -4422,7 +4442,7 @@
                 <w:cs/>
                 <w:lang w:bidi="th-TH"/>
               </w:rPr>
-              <w:t>22</w:t>
+              <w:t>24</w:t>
             </w:r>
             <w:r>
               <w:rPr>
@@ -4439,6 +4459,7 @@
           <w:pPr>
             <w:pStyle w:val="TOC2"/>
             <w:tabs>
+              <w:tab w:val="left" w:pos="720"/>
               <w:tab w:val="right" w:leader="dot" w:pos="9962"/>
             </w:tabs>
             <w:rPr>
@@ -4451,13 +4472,34 @@
               <w14:ligatures w14:val="standardContextual"/>
             </w:rPr>
           </w:pPr>
-          <w:hyperlink w:anchor="_Toc236869069" w:history="1">
+          <w:hyperlink w:anchor="_Toc236914959" w:history="1">
             <w:r>
               <w:rPr>
                 <w:rStyle w:val="Hyperlink"/>
                 <w:rFonts w:ascii="TH Sarabun New" w:hAnsi="TH Sarabun New" w:cs="TH Sarabun New"/>
                 <w:noProof/>
                 <w:sz w:val="32"/>
+              </w:rPr>
+              <w:t>1.</w:t>
+            </w:r>
+            <w:r>
+              <w:rPr>
+                <w:rFonts w:ascii="TH Sarabun New" w:eastAsiaTheme="minorEastAsia" w:hAnsi="TH Sarabun New" w:cs="TH Sarabun New"/>
+                <w:noProof/>
+                <w:color w:val="auto"/>
+                <w:kern w:val="2"/>
+                <w:sz w:val="32"/>
+                <w:lang w:eastAsia="en-US" w:bidi="th-TH"/>
+                <w14:ligatures w14:val="standardContextual"/>
+              </w:rPr>
+              <w:tab/>
+            </w:r>
+            <w:r>
+              <w:rPr>
+                <w:rStyle w:val="Hyperlink"/>
+                <w:rFonts w:ascii="TH Sarabun New" w:hAnsi="TH Sarabun New" w:cs="TH Sarabun New"/>
+                <w:noProof/>
+                <w:sz w:val="32"/>
                 <w:cs/>
               </w:rPr>
               <w:t>สรุปผลการดำเนินงาน</w:t>
@@ -4487,7 +4529,7 @@
                 <w:webHidden/>
                 <w:sz w:val="32"/>
               </w:rPr>
-              <w:instrText xml:space="preserve"> PAGEREF _Toc236869069 \h </w:instrText>
+              <w:instrText xml:space="preserve"> PAGEREF _Toc236914959 \h </w:instrText>
             </w:r>
             <w:r>
               <w:rPr>
@@ -4515,7 +4557,7 @@
                 <w:cs/>
                 <w:lang w:bidi="th-TH"/>
               </w:rPr>
-              <w:t>22</w:t>
+              <w:t>24</w:t>
             </w:r>
             <w:r>
               <w:rPr>
@@ -4532,6 +4574,7 @@
           <w:pPr>
             <w:pStyle w:val="TOC2"/>
             <w:tabs>
+              <w:tab w:val="left" w:pos="720"/>
               <w:tab w:val="right" w:leader="dot" w:pos="9962"/>
             </w:tabs>
             <w:rPr>
@@ -4544,13 +4587,34 @@
               <w14:ligatures w14:val="standardContextual"/>
             </w:rPr>
           </w:pPr>
-          <w:hyperlink w:anchor="_Toc236869070" w:history="1">
+          <w:hyperlink w:anchor="_Toc236914960" w:history="1">
             <w:r>
               <w:rPr>
                 <w:rStyle w:val="Hyperlink"/>
                 <w:rFonts w:ascii="TH Sarabun New" w:hAnsi="TH Sarabun New" w:cs="TH Sarabun New"/>
                 <w:noProof/>
                 <w:sz w:val="32"/>
+              </w:rPr>
+              <w:t>2.</w:t>
+            </w:r>
+            <w:r>
+              <w:rPr>
+                <w:rFonts w:ascii="TH Sarabun New" w:eastAsiaTheme="minorEastAsia" w:hAnsi="TH Sarabun New" w:cs="TH Sarabun New"/>
+                <w:noProof/>
+                <w:color w:val="auto"/>
+                <w:kern w:val="2"/>
+                <w:sz w:val="32"/>
+                <w:lang w:eastAsia="en-US" w:bidi="th-TH"/>
+                <w14:ligatures w14:val="standardContextual"/>
+              </w:rPr>
+              <w:tab/>
+            </w:r>
+            <w:r>
+              <w:rPr>
+                <w:rStyle w:val="Hyperlink"/>
+                <w:rFonts w:ascii="TH Sarabun New" w:hAnsi="TH Sarabun New" w:cs="TH Sarabun New"/>
+                <w:noProof/>
+                <w:sz w:val="32"/>
                 <w:cs/>
               </w:rPr>
               <w:t>ปัญหาและอุปสรรค</w:t>
@@ -4580,7 +4644,7 @@
                 <w:webHidden/>
                 <w:sz w:val="32"/>
               </w:rPr>
-              <w:instrText xml:space="preserve"> PAGEREF _Toc236869070 \h </w:instrText>
+              <w:instrText xml:space="preserve"> PAGEREF _Toc236914960 \h </w:instrText>
             </w:r>
             <w:r>
               <w:rPr>
@@ -4608,7 +4672,7 @@
                 <w:cs/>
                 <w:lang w:bidi="th-TH"/>
               </w:rPr>
-              <w:t>22</w:t>
+              <w:t>24</w:t>
             </w:r>
             <w:r>
               <w:rPr>
@@ -4625,6 +4689,7 @@
           <w:pPr>
             <w:pStyle w:val="TOC2"/>
             <w:tabs>
+              <w:tab w:val="left" w:pos="720"/>
               <w:tab w:val="right" w:leader="dot" w:pos="9962"/>
             </w:tabs>
             <w:rPr>
@@ -4637,13 +4702,34 @@
               <w14:ligatures w14:val="standardContextual"/>
             </w:rPr>
           </w:pPr>
-          <w:hyperlink w:anchor="_Toc236869071" w:history="1">
+          <w:hyperlink w:anchor="_Toc236914961" w:history="1">
             <w:r>
               <w:rPr>
                 <w:rStyle w:val="Hyperlink"/>
                 <w:rFonts w:ascii="TH Sarabun New" w:hAnsi="TH Sarabun New" w:cs="TH Sarabun New"/>
                 <w:noProof/>
                 <w:sz w:val="32"/>
+              </w:rPr>
+              <w:t>3.</w:t>
+            </w:r>
+            <w:r>
+              <w:rPr>
+                <w:rFonts w:ascii="TH Sarabun New" w:eastAsiaTheme="minorEastAsia" w:hAnsi="TH Sarabun New" w:cs="TH Sarabun New"/>
+                <w:noProof/>
+                <w:color w:val="auto"/>
+                <w:kern w:val="2"/>
+                <w:sz w:val="32"/>
+                <w:lang w:eastAsia="en-US" w:bidi="th-TH"/>
+                <w14:ligatures w14:val="standardContextual"/>
+              </w:rPr>
+              <w:tab/>
+            </w:r>
+            <w:r>
+              <w:rPr>
+                <w:rStyle w:val="Hyperlink"/>
+                <w:rFonts w:ascii="TH Sarabun New" w:hAnsi="TH Sarabun New" w:cs="TH Sarabun New"/>
+                <w:noProof/>
+                <w:sz w:val="32"/>
                 <w:cs/>
               </w:rPr>
               <w:t>งานที่จะดำเนินการต่อไป</w:t>
@@ -4673,7 +4759,7 @@
                 <w:webHidden/>
                 <w:sz w:val="32"/>
               </w:rPr>
-              <w:instrText xml:space="preserve"> PAGEREF _Toc236869071 \h </w:instrText>
+              <w:instrText xml:space="preserve"> PAGEREF _Toc236914961 \h </w:instrText>
             </w:r>
             <w:r>
               <w:rPr>
@@ -4701,7 +4787,7 @@
                 <w:cs/>
                 <w:lang w:bidi="th-TH"/>
               </w:rPr>
-              <w:t>22</w:t>
+              <w:t>25</w:t>
             </w:r>
             <w:r>
               <w:rPr>
@@ -4730,11 +4816,12 @@
               <w14:ligatures w14:val="standardContextual"/>
             </w:rPr>
           </w:pPr>
-          <w:hyperlink w:anchor="_Toc236869072" w:history="1">
+          <w:hyperlink w:anchor="_Toc236914962" w:history="1">
             <w:r>
               <w:rPr>
                 <w:rStyle w:val="Hyperlink"/>
                 <w:rFonts w:ascii="TH Sarabun New" w:hAnsi="TH Sarabun New" w:cs="TH Sarabun New"/>
+                <w:b/>
                 <w:noProof/>
                 <w:sz w:val="32"/>
                 <w:cs/>
@@ -4766,7 +4853,7 @@
                 <w:webHidden/>
                 <w:sz w:val="32"/>
               </w:rPr>
-              <w:instrText xml:space="preserve"> PAGEREF _Toc236869072 \h </w:instrText>
+              <w:instrText xml:space="preserve"> PAGEREF _Toc236914962 \h </w:instrText>
             </w:r>
             <w:r>
               <w:rPr>
@@ -4794,7 +4881,7 @@
                 <w:cs/>
                 <w:lang w:bidi="th-TH"/>
               </w:rPr>
-              <w:t>23</w:t>
+              <w:t>26</w:t>
             </w:r>
             <w:r>
               <w:rPr>
@@ -4886,7 +4973,7 @@
         </w:rPr>
       </w:pPr>
       <w:bookmarkStart w:id="3" w:name="_Toc19544903"/>
-      <w:bookmarkStart w:id="4" w:name="_Toc236869035"/>
+      <w:bookmarkStart w:id="4" w:name="_Toc236914925"/>
       <w:r>
         <w:rPr>
           <w:cs/>
@@ -4997,25 +5084,7 @@
             <w:noProof/>
             <w:sz w:val="32"/>
           </w:rPr>
-          <w:t>EF English</w:t>
-        </w:r>
-        <w:r>
-          <w:rPr>
-            <w:rStyle w:val="Hyperlink"/>
-            <w:rFonts w:ascii="TH Sarabun New" w:hAnsi="TH Sarabun New" w:cs="TH Sarabun New"/>
-            <w:noProof/>
-            <w:sz w:val="32"/>
-          </w:rPr>
-          <w:t xml:space="preserve"> </w:t>
-        </w:r>
-        <w:r>
-          <w:rPr>
-            <w:rStyle w:val="Hyperlink"/>
-            <w:rFonts w:ascii="TH Sarabun New" w:hAnsi="TH Sarabun New" w:cs="TH Sarabun New"/>
-            <w:noProof/>
-            <w:sz w:val="32"/>
-          </w:rPr>
-          <w:t>Proficiency Index (EF EPI)</w:t>
+          <w:t>EF English Proficiency Index (EF EPI)</w:t>
         </w:r>
         <w:r>
           <w:rPr>
@@ -5118,7 +5187,7 @@
           <w:rFonts w:ascii="TH Sarabun New" w:hAnsi="TH Sarabun New"/>
         </w:rPr>
       </w:pPr>
-      <w:bookmarkStart w:id="5" w:name="_Toc236869036"/>
+      <w:bookmarkStart w:id="5" w:name="_Toc236914926"/>
       <w:r>
         <w:rPr>
           <w:rFonts w:ascii="TH Sarabun New" w:hAnsi="TH Sarabun New"/>
@@ -5161,7 +5230,7 @@
           <w:sz w:val="32"/>
         </w:rPr>
       </w:pPr>
-      <w:bookmarkStart w:id="8" w:name="_Toc236869037"/>
+      <w:bookmarkStart w:id="8" w:name="_Toc236914927"/>
       <w:r>
         <w:rPr>
           <w:rFonts w:ascii="TH Sarabun New" w:hAnsi="TH Sarabun New"/>
@@ -5790,7 +5859,7 @@
           <w:lang w:bidi="th-TH"/>
         </w:rPr>
       </w:pPr>
-      <w:bookmarkStart w:id="10" w:name="_Toc236869038"/>
+      <w:bookmarkStart w:id="10" w:name="_Toc236914928"/>
       <w:r>
         <w:rPr>
           <w:rStyle w:val="14"/>
@@ -5985,7 +6054,7 @@
           <w:lang w:bidi="th-TH"/>
         </w:rPr>
       </w:pPr>
-      <w:bookmarkStart w:id="11" w:name="_Toc236869039"/>
+      <w:bookmarkStart w:id="11" w:name="_Toc236914929"/>
       <w:r>
         <w:rPr>
           <w:rStyle w:val="14"/>
@@ -6480,7 +6549,7 @@
           <w:sz w:val="32"/>
         </w:rPr>
       </w:pPr>
-      <w:bookmarkStart w:id="12" w:name="_Toc236869040"/>
+      <w:bookmarkStart w:id="12" w:name="_Toc236914930"/>
       <w:r>
         <w:rPr>
           <w:rStyle w:val="14"/>
@@ -13561,7 +13630,7 @@
               <w:pStyle w:val="13"/>
               <w:ind w:left="0"/>
               <w:rPr>
-                <w:rFonts w:ascii="TH Sarabun New" w:hAnsi="TH Sarabun New" w:cs="TH Sarabun New" w:hint="cs"/>
+                <w:rFonts w:ascii="TH Sarabun New" w:hAnsi="TH Sarabun New" w:cs="TH Sarabun New"/>
                 <w:sz w:val="32"/>
                 <w:szCs w:val="32"/>
                 <w:cs/>
@@ -14708,7 +14777,7 @@
           <w:rFonts w:ascii="TH Sarabun New" w:hAnsi="TH Sarabun New"/>
         </w:rPr>
       </w:pPr>
-      <w:bookmarkStart w:id="13" w:name="_Toc236869041"/>
+      <w:bookmarkStart w:id="13" w:name="_Toc236914931"/>
       <w:r>
         <w:rPr>
           <w:rFonts w:ascii="TH Sarabun New" w:hAnsi="TH Sarabun New"/>
@@ -14751,7 +14820,7 @@
           <w:sz w:val="32"/>
         </w:rPr>
       </w:pPr>
-      <w:bookmarkStart w:id="16" w:name="_Toc236869042"/>
+      <w:bookmarkStart w:id="16" w:name="_Toc236914932"/>
       <w:r>
         <w:rPr>
           <w:rFonts w:ascii="TH Sarabun New" w:hAnsi="TH Sarabun New"/>
@@ -14776,7 +14845,7 @@
           <w:sz w:val="32"/>
         </w:rPr>
       </w:pPr>
-      <w:bookmarkStart w:id="17" w:name="_Toc236869043"/>
+      <w:bookmarkStart w:id="17" w:name="_Toc236914933"/>
       <w:r>
         <w:rPr>
           <w:rFonts w:ascii="TH Sarabun New" w:hAnsi="TH Sarabun New"/>
@@ -15200,7 +15269,7 @@
           <w:lang w:bidi="th-TH"/>
         </w:rPr>
       </w:pPr>
-      <w:bookmarkStart w:id="18" w:name="_Toc236869044"/>
+      <w:bookmarkStart w:id="18" w:name="_Toc236914934"/>
       <w:r>
         <w:rPr>
           <w:rFonts w:ascii="TH Sarabun New" w:hAnsi="TH Sarabun New"/>
@@ -15585,7 +15654,7 @@
           <w:lang w:bidi="th-TH"/>
         </w:rPr>
       </w:pPr>
-      <w:bookmarkStart w:id="19" w:name="_Toc236869045"/>
+      <w:bookmarkStart w:id="19" w:name="_Toc236914935"/>
       <w:r>
         <w:rPr>
           <w:rFonts w:ascii="TH Sarabun New" w:hAnsi="TH Sarabun New"/>
@@ -15856,7 +15925,7 @@
           <w:lang w:bidi="th-TH"/>
         </w:rPr>
       </w:pPr>
-      <w:bookmarkStart w:id="20" w:name="_Toc236869046"/>
+      <w:bookmarkStart w:id="20" w:name="_Toc236914936"/>
       <w:r>
         <w:rPr>
           <w:rFonts w:ascii="TH Sarabun New" w:hAnsi="TH Sarabun New"/>
@@ -16308,7 +16377,7 @@
           <w:lang w:bidi="th-TH"/>
         </w:rPr>
       </w:pPr>
-      <w:bookmarkStart w:id="21" w:name="_Toc236869047"/>
+      <w:bookmarkStart w:id="21" w:name="_Toc236914937"/>
       <w:r>
         <w:rPr>
           <w:rFonts w:ascii="TH Sarabun New" w:hAnsi="TH Sarabun New"/>
@@ -16866,7 +16935,7 @@
           <w:lang w:bidi="th-TH"/>
         </w:rPr>
       </w:pPr>
-      <w:bookmarkStart w:id="22" w:name="_Toc236869048"/>
+      <w:bookmarkStart w:id="22" w:name="_Toc236914938"/>
       <w:r>
         <w:rPr>
           <w:rFonts w:ascii="TH Sarabun New" w:hAnsi="TH Sarabun New"/>
@@ -17271,7 +17340,7 @@
           <w:sz w:val="32"/>
         </w:rPr>
       </w:pPr>
-      <w:bookmarkStart w:id="23" w:name="_Toc236869049"/>
+      <w:bookmarkStart w:id="23" w:name="_Toc236914939"/>
       <w:r>
         <w:rPr>
           <w:rFonts w:ascii="TH Sarabun New" w:hAnsi="TH Sarabun New"/>
@@ -17304,7 +17373,7 @@
           <w:lang w:bidi="th-TH"/>
         </w:rPr>
       </w:pPr>
-      <w:bookmarkStart w:id="24" w:name="_Toc236869050"/>
+      <w:bookmarkStart w:id="24" w:name="_Toc236914940"/>
       <w:r>
         <w:rPr>
           <w:rFonts w:ascii="TH Sarabun New" w:hAnsi="TH Sarabun New"/>
@@ -18835,7 +18904,7 @@
           <w:lang w:bidi="th-TH"/>
         </w:rPr>
       </w:pPr>
-      <w:bookmarkStart w:id="25" w:name="_Toc236869051"/>
+      <w:bookmarkStart w:id="25" w:name="_Toc236914941"/>
       <w:r>
         <w:rPr>
           <w:rFonts w:ascii="TH Sarabun New" w:hAnsi="TH Sarabun New"/>
@@ -19369,7 +19438,7 @@
           <w:lang w:bidi="th-TH"/>
         </w:rPr>
       </w:pPr>
-      <w:bookmarkStart w:id="26" w:name="_Toc236869052"/>
+      <w:bookmarkStart w:id="26" w:name="_Toc236914942"/>
       <w:r>
         <w:rPr>
           <w:rFonts w:ascii="TH Sarabun New" w:hAnsi="TH Sarabun New"/>
@@ -19635,7 +19704,7 @@
           <w:lang w:bidi="th-TH"/>
         </w:rPr>
       </w:pPr>
-      <w:bookmarkStart w:id="27" w:name="_Toc236869053"/>
+      <w:bookmarkStart w:id="27" w:name="_Toc236914943"/>
       <w:r>
         <w:rPr>
           <w:rFonts w:ascii="TH Sarabun New" w:hAnsi="TH Sarabun New"/>
@@ -19930,7 +19999,7 @@
           <w:lang w:bidi="th-TH"/>
         </w:rPr>
       </w:pPr>
-      <w:bookmarkStart w:id="28" w:name="_Toc236869054"/>
+      <w:bookmarkStart w:id="28" w:name="_Toc236914944"/>
       <w:r>
         <w:rPr>
           <w:rFonts w:ascii="TH Sarabun New" w:hAnsi="TH Sarabun New"/>
@@ -20316,7 +20385,7 @@
       <w:pPr>
         <w:pStyle w:val="Textbody"/>
         <w:rPr>
-          <w:rFonts w:ascii="TH Sarabun New" w:hAnsi="TH Sarabun New" w:cs="TH Sarabun New" w:hint="cs"/>
+          <w:rFonts w:ascii="TH Sarabun New" w:hAnsi="TH Sarabun New" w:cs="TH Sarabun New"/>
           <w:sz w:val="32"/>
           <w:szCs w:val="32"/>
           <w:lang w:bidi="th-TH"/>
@@ -20333,7 +20402,7 @@
           <w:sz w:val="36"/>
         </w:rPr>
       </w:pPr>
-      <w:bookmarkStart w:id="29" w:name="_Toc236869055"/>
+      <w:bookmarkStart w:id="29" w:name="_Toc236914945"/>
       <w:r>
         <w:rPr>
           <w:rFonts w:ascii="TH Sarabun New" w:hAnsi="TH Sarabun New"/>
@@ -20375,7 +20444,7 @@
           <w:sz w:val="32"/>
         </w:rPr>
       </w:pPr>
-      <w:bookmarkStart w:id="32" w:name="_Toc236869056"/>
+      <w:bookmarkStart w:id="32" w:name="_Toc236914946"/>
       <w:r>
         <w:rPr>
           <w:rFonts w:ascii="TH Sarabun New" w:hAnsi="TH Sarabun New"/>
@@ -20645,7 +20714,7 @@
       </w:pPr>
       <w:bookmarkStart w:id="35" w:name="_Toc19543391"/>
       <w:bookmarkStart w:id="36" w:name="_Toc19544929"/>
-      <w:bookmarkStart w:id="37" w:name="_Toc236869057"/>
+      <w:bookmarkStart w:id="37" w:name="_Toc236914947"/>
       <w:r>
         <w:rPr>
           <w:rFonts w:ascii="TH Sarabun New" w:hAnsi="TH Sarabun New"/>
@@ -21582,7 +21651,7 @@
       </w:pPr>
       <w:bookmarkStart w:id="38" w:name="_Toc19543392"/>
       <w:bookmarkStart w:id="39" w:name="_Toc19544930"/>
-      <w:bookmarkStart w:id="40" w:name="_Toc236869058"/>
+      <w:bookmarkStart w:id="40" w:name="_Toc236914948"/>
       <w:r>
         <w:rPr>
           <w:rFonts w:ascii="TH Sarabun New" w:hAnsi="TH Sarabun New"/>
@@ -22012,7 +22081,7 @@
       </w:pPr>
       <w:bookmarkStart w:id="41" w:name="_Toc19543399"/>
       <w:bookmarkStart w:id="42" w:name="_Toc19544933"/>
-      <w:bookmarkStart w:id="43" w:name="_Toc236869059"/>
+      <w:bookmarkStart w:id="43" w:name="_Toc236914949"/>
       <w:r>
         <w:rPr>
           <w:rFonts w:ascii="TH Sarabun New" w:hAnsi="TH Sarabun New"/>
@@ -22043,7 +22112,7 @@
           <w:lang w:bidi="th-TH"/>
         </w:rPr>
       </w:pPr>
-      <w:bookmarkStart w:id="44" w:name="_Toc236869060"/>
+      <w:bookmarkStart w:id="44" w:name="_Toc236914950"/>
       <w:r>
         <w:rPr>
           <w:rStyle w:val="StrongEmphasis"/>
@@ -22548,7 +22617,7 @@
         <w:pStyle w:val="Textbody"/>
         <w:ind w:firstLine="360"/>
         <w:rPr>
-          <w:rFonts w:ascii="TH Sarabun New" w:hAnsi="TH Sarabun New" w:cs="TH Sarabun New" w:hint="cs"/>
+          <w:rFonts w:ascii="TH Sarabun New" w:hAnsi="TH Sarabun New" w:cs="TH Sarabun New"/>
           <w:sz w:val="32"/>
           <w:szCs w:val="32"/>
           <w:lang w:bidi="th-TH"/>
@@ -22611,7 +22680,7 @@
           <w:lang w:bidi="th-TH"/>
         </w:rPr>
       </w:pPr>
-      <w:bookmarkStart w:id="45" w:name="_Toc236869061"/>
+      <w:bookmarkStart w:id="45" w:name="_Toc236914951"/>
       <w:r>
         <w:rPr>
           <w:rFonts w:ascii="TH Sarabun New" w:hAnsi="TH Sarabun New"/>
@@ -23276,7 +23345,7 @@
           <w:lang w:bidi="th-TH"/>
         </w:rPr>
       </w:pPr>
-      <w:bookmarkStart w:id="46" w:name="_Toc236869062"/>
+      <w:bookmarkStart w:id="46" w:name="_Toc236914952"/>
       <w:r>
         <w:rPr>
           <w:rFonts w:ascii="TH Sarabun New" w:hAnsi="TH Sarabun New"/>
@@ -23489,7 +23558,6 @@
     <w:p>
       <w:pPr>
         <w:rPr>
-          <w:rFonts w:hint="cs"/>
           <w:lang w:bidi="th-TH"/>
         </w:rPr>
       </w:pPr>
@@ -23511,7 +23579,7 @@
           <w:sz w:val="36"/>
         </w:rPr>
       </w:pPr>
-      <w:bookmarkStart w:id="47" w:name="_Toc236869063"/>
+      <w:bookmarkStart w:id="47" w:name="_Toc236914953"/>
       <w:r>
         <w:rPr>
           <w:rFonts w:ascii="TH Sarabun New" w:hAnsi="TH Sarabun New"/>
@@ -23561,7 +23629,7 @@
         </w:rPr>
       </w:pPr>
       <w:bookmarkStart w:id="50" w:name="_Toc19543402"/>
-      <w:bookmarkStart w:id="51" w:name="_Toc236869064"/>
+      <w:bookmarkStart w:id="51" w:name="_Toc236914954"/>
       <w:r>
         <w:rPr>
           <w:rFonts w:ascii="TH Sarabun New" w:hAnsi="TH Sarabun New"/>
@@ -23614,27 +23682,7 @@
           <w:cs/>
           <w:lang w:bidi="th-TH"/>
         </w:rPr>
-        <w:t xml:space="preserve">ช่วงเวลาดำเนินงาน: </w:t>
-      </w:r>
-      <w:r>
-        <w:rPr>
-          <w:rFonts w:ascii="TH Sarabun New" w:hAnsi="TH Sarabun New" w:cs="TH Sarabun New"/>
-          <w:sz w:val="32"/>
-          <w:szCs w:val="32"/>
-          <w:cs/>
-          <w:lang w:bidi="th-TH"/>
-        </w:rPr>
-        <w:t>มกราคม</w:t>
-      </w:r>
-      <w:r>
-        <w:rPr>
-          <w:rFonts w:ascii="TH Sarabun New" w:hAnsi="TH Sarabun New" w:cs="TH Sarabun New"/>
-          <w:sz w:val="32"/>
-          <w:szCs w:val="32"/>
-          <w:cs/>
-          <w:lang w:bidi="th-TH"/>
-        </w:rPr>
-        <w:t xml:space="preserve"> – เมษายน</w:t>
+        <w:t>ช่วงเวลาดำเนินงาน: มกราคม – เมษายน</w:t>
       </w:r>
     </w:p>
     <w:p>
@@ -23701,27 +23749,7 @@
           <w:cs/>
           <w:lang w:bidi="th-TH"/>
         </w:rPr>
-        <w:t xml:space="preserve">และนำไปทดลองใช้งานกับกลุ่มผู้เรียนจำนวน </w:t>
-      </w:r>
-      <w:r>
-        <w:rPr>
-          <w:rFonts w:ascii="TH Sarabun New" w:hAnsi="TH Sarabun New" w:cs="TH Sarabun New"/>
-          <w:sz w:val="32"/>
-          <w:szCs w:val="32"/>
-          <w:cs/>
-          <w:lang w:bidi="th-TH"/>
-        </w:rPr>
-        <w:t>20</w:t>
-      </w:r>
-      <w:r>
-        <w:rPr>
-          <w:rFonts w:ascii="TH Sarabun New" w:hAnsi="TH Sarabun New" w:cs="TH Sarabun New"/>
-          <w:sz w:val="32"/>
-          <w:szCs w:val="32"/>
-          <w:cs/>
-          <w:lang w:bidi="th-TH"/>
-        </w:rPr>
-        <w:t xml:space="preserve"> คน ซึ่งประกอบด้วยนักเรียนระดับชั้นประถมศึกษาปีที่ </w:t>
+        <w:t xml:space="preserve">และนำไปทดลองใช้งานกับกลุ่มผู้เรียนจำนวน 20 คน ซึ่งประกอบด้วยนักเรียนระดับชั้นประถมศึกษาปีที่ </w:t>
       </w:r>
       <w:r>
         <w:rPr>
@@ -23757,27 +23785,7 @@
           <w:cs/>
           <w:lang w:bidi="th-TH"/>
         </w:rPr>
-        <w:t xml:space="preserve"> เป็นระยะเวลา </w:t>
-      </w:r>
-      <w:r>
-        <w:rPr>
-          <w:rFonts w:ascii="TH Sarabun New" w:hAnsi="TH Sarabun New" w:cs="TH Sarabun New"/>
-          <w:sz w:val="32"/>
-          <w:szCs w:val="32"/>
-          <w:cs/>
-          <w:lang w:bidi="th-TH"/>
-        </w:rPr>
-        <w:t>10</w:t>
-      </w:r>
-      <w:r>
-        <w:rPr>
-          <w:rFonts w:ascii="TH Sarabun New" w:hAnsi="TH Sarabun New" w:cs="TH Sarabun New"/>
-          <w:sz w:val="32"/>
-          <w:szCs w:val="32"/>
-          <w:cs/>
-          <w:lang w:bidi="th-TH"/>
-        </w:rPr>
-        <w:t xml:space="preserve"> วัน โดยใช้วิธีการสังเกตพฤติกรรมของผู้เล่นทั้งก่อน ระหว่าง และหลังการเล่นเกม</w:t>
+        <w:t xml:space="preserve"> เป็นระยะเวลา 10 วัน โดยใช้วิธีการสังเกตพฤติกรรมของผู้เล่นทั้งก่อน ระหว่าง และหลังการเล่นเกม</w:t>
       </w:r>
     </w:p>
     <w:p>
@@ -24251,7 +24259,7 @@
           <w:lang w:bidi="th-TH"/>
         </w:rPr>
       </w:pPr>
-      <w:bookmarkStart w:id="54" w:name="_Toc236869065"/>
+      <w:bookmarkStart w:id="54" w:name="_Toc236914955"/>
       <w:r>
         <w:rPr>
           <w:rFonts w:ascii="TH Sarabun New" w:hAnsi="TH Sarabun New"/>
@@ -24830,7 +24838,7 @@
           <w:lang w:bidi="th-TH"/>
         </w:rPr>
       </w:pPr>
-      <w:bookmarkStart w:id="55" w:name="_Toc236869066"/>
+      <w:bookmarkStart w:id="55" w:name="_Toc236914956"/>
       <w:r>
         <w:rPr>
           <w:rFonts w:ascii="TH Sarabun New" w:hAnsi="TH Sarabun New"/>
@@ -25255,7 +25263,7 @@
           <w:lang w:bidi="th-TH"/>
         </w:rPr>
       </w:pPr>
-      <w:bookmarkStart w:id="56" w:name="_Toc236869067"/>
+      <w:bookmarkStart w:id="56" w:name="_Toc236914957"/>
       <w:r>
         <w:rPr>
           <w:rFonts w:ascii="TH Sarabun New" w:hAnsi="TH Sarabun New"/>
@@ -25392,7 +25400,7 @@
         <w:pStyle w:val="Textbody"/>
         <w:ind w:firstLine="709"/>
         <w:rPr>
-          <w:rFonts w:ascii="TH Sarabun New" w:hAnsi="TH Sarabun New" w:cs="TH Sarabun New" w:hint="cs"/>
+          <w:rFonts w:ascii="TH Sarabun New" w:hAnsi="TH Sarabun New" w:cs="TH Sarabun New"/>
           <w:sz w:val="32"/>
           <w:szCs w:val="32"/>
           <w:lang w:bidi="th-TH"/>
@@ -25476,7 +25484,7 @@
             <w:pPr>
               <w:pStyle w:val="Textbody"/>
               <w:rPr>
-                <w:rFonts w:ascii="TH Sarabun New" w:hAnsi="TH Sarabun New" w:cs="TH Sarabun New" w:hint="cs"/>
+                <w:rFonts w:ascii="TH Sarabun New" w:hAnsi="TH Sarabun New" w:cs="TH Sarabun New"/>
                 <w:sz w:val="32"/>
                 <w:szCs w:val="32"/>
                 <w:lang w:bidi="th-TH"/>
@@ -25601,7 +25609,7 @@
             <w:pPr>
               <w:pStyle w:val="Textbody"/>
               <w:rPr>
-                <w:rFonts w:ascii="TH Sarabun New" w:hAnsi="TH Sarabun New" w:cs="TH Sarabun New" w:hint="cs"/>
+                <w:rFonts w:ascii="TH Sarabun New" w:hAnsi="TH Sarabun New" w:cs="TH Sarabun New"/>
                 <w:sz w:val="32"/>
                 <w:szCs w:val="32"/>
                 <w:cs/>
@@ -26697,7 +26705,7 @@
           <w:lang w:bidi="th-TH"/>
         </w:rPr>
       </w:pPr>
-      <w:bookmarkStart w:id="57" w:name="_Toc236869068"/>
+      <w:bookmarkStart w:id="57" w:name="_Toc236914958"/>
       <w:r>
         <w:rPr>
           <w:rFonts w:ascii="TH Sarabun New" w:hAnsi="TH Sarabun New"/>
@@ -26752,7 +26760,7 @@
       </w:pPr>
       <w:bookmarkStart w:id="58" w:name="_Toc19543412"/>
       <w:bookmarkStart w:id="59" w:name="_Toc19544940"/>
-      <w:bookmarkStart w:id="60" w:name="_Toc236869069"/>
+      <w:bookmarkStart w:id="60" w:name="_Toc236914959"/>
       <w:r>
         <w:rPr>
           <w:rFonts w:ascii="TH Sarabun New" w:hAnsi="TH Sarabun New"/>
@@ -27437,7 +27445,7 @@
     <w:p>
       <w:pPr>
         <w:rPr>
-          <w:rFonts w:ascii="TH Sarabun New" w:hAnsi="TH Sarabun New" w:hint="cs"/>
+          <w:rFonts w:ascii="TH Sarabun New" w:hAnsi="TH Sarabun New"/>
           <w:sz w:val="32"/>
           <w:lang w:bidi="th-TH"/>
         </w:rPr>
@@ -27457,7 +27465,7 @@
       </w:pPr>
       <w:bookmarkStart w:id="61" w:name="_Toc19543413"/>
       <w:bookmarkStart w:id="62" w:name="_Toc19544941"/>
-      <w:bookmarkStart w:id="63" w:name="_Toc236869070"/>
+      <w:bookmarkStart w:id="63" w:name="_Toc236914960"/>
       <w:r>
         <w:rPr>
           <w:rFonts w:ascii="TH Sarabun New" w:hAnsi="TH Sarabun New"/>
@@ -27600,7 +27608,7 @@
       </w:pPr>
       <w:bookmarkStart w:id="64" w:name="_Toc19543414"/>
       <w:bookmarkStart w:id="65" w:name="_Toc19544942"/>
-      <w:bookmarkStart w:id="66" w:name="_Toc236869071"/>
+      <w:bookmarkStart w:id="66" w:name="_Toc236914961"/>
       <w:r>
         <w:rPr>
           <w:rFonts w:ascii="TH Sarabun New" w:hAnsi="TH Sarabun New"/>
@@ -27949,7 +27957,6 @@
           <w:lang w:bidi="th-TH"/>
         </w:rPr>
       </w:pPr>
-      <w:bookmarkStart w:id="67" w:name="_Toc236869072"/>
       <w:r>
         <w:rPr>
           <w:rStyle w:val="14"/>
@@ -27966,7 +27973,7 @@
       <w:pPr>
         <w:pStyle w:val="Heading1"/>
         <w:rPr>
-          <w:rFonts w:ascii="TH Sarabun New" w:hAnsi="TH Sarabun New" w:hint="cs"/>
+          <w:rFonts w:ascii="TH Sarabun New" w:hAnsi="TH Sarabun New"/>
           <w:b/>
           <w:bCs w:val="0"/>
           <w:szCs w:val="32"/>
@@ -27974,6 +27981,7 @@
           <w:lang w:bidi="th-TH"/>
         </w:rPr>
       </w:pPr>
+      <w:bookmarkStart w:id="67" w:name="_Toc236914962"/>
       <w:r>
         <w:rPr>
           <w:rStyle w:val="14"/>
@@ -33720,6 +33728,7 @@
   <w:style w:type="character" w:default="1" w:styleId="DefaultParagraphFont">
     <w:name w:val="Default Paragraph Font"/>
     <w:uiPriority w:val="1"/>
+    <w:semiHidden/>
     <w:unhideWhenUsed/>
   </w:style>
   <w:style w:type="table" w:default="1" w:styleId="TableNormal">
